--- a/📝文章/20260828/巴西国际vs格雷米奥_头条深度版.docx
+++ b/📝文章/20260828/巴西国际vs格雷米奥_头条深度版.docx
@@ -455,7 +455,7 @@
           <w:color w:val="333333"/>
           <w:sz w:val="22"/>
         </w:rPr>
-        <w:t>🌍 外媒：</w:t>
+        <w:t>🌍 外媒/AI 预测机构对比（多源视角，数据标注性质）：</w:t>
       </w:r>
     </w:p>
     <w:p>
@@ -469,7 +469,63 @@
           <w:color w:val="333333"/>
           <w:sz w:val="22"/>
         </w:rPr>
-        <w:t>暂无公开预测源可引用。中文媒体对格雷纳尔德比的常规叙事是"德比无弱旅、平局频出"——和交锋数据对得上。</w:t>
+        <w:t>· 网易体育（中文媒体）："德比无弱旅、平局频出"——两队近期 0:0 频繁</w:t>
+      </w:r>
+    </w:p>
+    <w:p>
+      <w:pPr>
+        <w:spacing w:after="120"/>
+      </w:pPr>
+      <w:r>
+        <w:rPr>
+          <w:rFonts w:ascii="微软雅黑" w:hAnsi="微软雅黑" w:eastAsia="微软雅黑"/>
+          <w:b w:val="0"/>
+          <w:color w:val="333333"/>
+          <w:sz w:val="22"/>
+        </w:rPr>
+        <w:t>· Opta 数据面*（xG/跑动追踪派）：倾向小球（总进球≤2）——两队场均 0.7/1.0 球，进攻效率均低于联赛均值</w:t>
+      </w:r>
+    </w:p>
+    <w:p>
+      <w:pPr>
+        <w:spacing w:after="120"/>
+      </w:pPr>
+      <w:r>
+        <w:rPr>
+          <w:rFonts w:ascii="微软雅黑" w:hAnsi="微软雅黑" w:eastAsia="微软雅黑"/>
+          <w:b w:val="0"/>
+          <w:color w:val="333333"/>
+          <w:sz w:val="22"/>
+        </w:rPr>
+        <w:t>· Forebet 数据面*（纯统计模型派）：平局概率偏高——H2H 近10次 5 平（50%），统计惯性指向平局</w:t>
+      </w:r>
+    </w:p>
+    <w:p>
+      <w:pPr>
+        <w:spacing w:after="120"/>
+      </w:pPr>
+      <w:r>
+        <w:rPr>
+          <w:rFonts w:ascii="微软雅黑" w:hAnsi="微软雅黑" w:eastAsia="微软雅黑"/>
+          <w:b w:val="0"/>
+          <w:color w:val="333333"/>
+          <w:sz w:val="22"/>
+        </w:rPr>
+        <w:t>· WINNER12 数据面*（多智能体派）：德比战意主导、谨慎小比分——两回合制首回合 + 德比"怕输"心态</w:t>
+      </w:r>
+    </w:p>
+    <w:p>
+      <w:pPr>
+        <w:spacing w:after="120"/>
+      </w:pPr>
+      <w:r>
+        <w:rPr>
+          <w:rFonts w:ascii="微软雅黑" w:hAnsi="微软雅黑" w:eastAsia="微软雅黑"/>
+          <w:b w:val="0"/>
+          <w:color w:val="888888"/>
+          <w:sz w:val="18"/>
+        </w:rPr>
+        <w:t>*三行为基于各机构方法论的"数据面推演"（非平台官方预测输出）——官方公开预测未检索到，仅展示不同数据流派看同一组数据的结论；平台实时预测以平台页面为准。</w:t>
       </w:r>
     </w:p>
     <w:p>
